--- a/12 - Notificacion inspeccion.docx
+++ b/12 - Notificacion inspeccion.docx
@@ -1418,16 +1418,6 @@
     </w:p>
     <w:p>
       <w:pPr>
-        <w:jc w:val="both"/>
-        <w:rPr>
-          <w:rFonts w:asciiTheme="minorHAnsi" w:hAnsiTheme="minorHAnsi" w:cs="Microsoft Uighur"/>
-          <w:szCs w:val="22"/>
-          <w:lang w:val="es-ES_tradnl"/>
-        </w:rPr>
-      </w:pPr>
-    </w:p>
-    <w:p>
-      <w:pPr>
         <w:ind w:left="1440"/>
         <w:rPr>
           <w:rFonts w:asciiTheme="minorHAnsi" w:hAnsiTheme="minorHAnsi" w:cs="Microsoft Uighur"/>
@@ -1534,16 +1524,6 @@
       <w:pPr>
         <w:jc w:val="center"/>
         <w:rPr>
-          <w:rFonts w:asciiTheme="minorHAnsi" w:hAnsiTheme="minorHAnsi" w:cs="Microsoft Uighur"/>
-          <w:szCs w:val="22"/>
-          <w:lang w:val="es-ES_tradnl"/>
-        </w:rPr>
-      </w:pPr>
-    </w:p>
-    <w:p>
-      <w:pPr>
-        <w:jc w:val="center"/>
-        <w:rPr>
           <w:rFonts w:asciiTheme="minorHAnsi" w:hAnsiTheme="minorHAnsi" w:cs="SansSerif"/>
           <w:b/>
           <w:bCs/>
@@ -1591,36 +1571,6 @@
         <w:adjustRightInd w:val="0"/>
         <w:spacing w:line="279" w:lineRule="atLeast"/>
         <w:jc w:val="center"/>
-        <w:rPr>
-          <w:rFonts w:asciiTheme="minorHAnsi" w:hAnsiTheme="minorHAnsi" w:cs="SansSerif"/>
-          <w:b/>
-          <w:bCs/>
-          <w:color w:val="000000"/>
-          <w:szCs w:val="22"/>
-          <w:lang w:val="es-ES_tradnl"/>
-        </w:rPr>
-      </w:pPr>
-    </w:p>
-    <w:p>
-      <w:pPr>
-        <w:autoSpaceDN w:val="0"/>
-        <w:adjustRightInd w:val="0"/>
-        <w:spacing w:line="279" w:lineRule="atLeast"/>
-        <w:rPr>
-          <w:rFonts w:asciiTheme="minorHAnsi" w:hAnsiTheme="minorHAnsi" w:cs="SansSerif"/>
-          <w:b/>
-          <w:bCs/>
-          <w:color w:val="000000"/>
-          <w:szCs w:val="22"/>
-          <w:lang w:val="es-ES_tradnl"/>
-        </w:rPr>
-      </w:pPr>
-    </w:p>
-    <w:p>
-      <w:pPr>
-        <w:autoSpaceDN w:val="0"/>
-        <w:adjustRightInd w:val="0"/>
-        <w:spacing w:line="279" w:lineRule="atLeast"/>
         <w:rPr>
           <w:rFonts w:asciiTheme="minorHAnsi" w:hAnsiTheme="minorHAnsi" w:cs="SansSerif"/>
           <w:b/>
@@ -6404,6 +6354,19 @@
 </file>
 
 <file path=customXml/item2.xml><?xml version="1.0" encoding="utf-8"?>
+<b:Sources xmlns:b="http://schemas.openxmlformats.org/officeDocument/2006/bibliography" xmlns="http://schemas.openxmlformats.org/officeDocument/2006/bibliography" SelectedStyle="\APA.XSL" StyleName="APA"/>
+</file>
+
+<file path=customXml/item3.xml><?xml version="1.0" encoding="utf-8"?>
+<?mso-contentType ?>
+<FormTemplates xmlns="http://schemas.microsoft.com/sharepoint/v3/contenttype/forms">
+  <Display>DocumentLibraryForm</Display>
+  <Edit>DocumentLibraryForm</Edit>
+  <New>DocumentLibraryForm</New>
+</FormTemplates>
+</file>
+
+<file path=customXml/item4.xml><?xml version="1.0" encoding="utf-8"?>
 <ct:contentTypeSchema xmlns:ct="http://schemas.microsoft.com/office/2006/metadata/contentType" xmlns:ma="http://schemas.microsoft.com/office/2006/metadata/properties/metaAttributes" ct:_="" ma:_="" ma:contentTypeName="Documento" ma:contentTypeID="0x010100BE5E44177913B140848DC48051328551" ma:contentTypeVersion="10" ma:contentTypeDescription="Crear nuevo documento." ma:contentTypeScope="" ma:versionID="e56293935e30344837f372b4cf6c3dd2">
   <xsd:schema xmlns:xsd="http://www.w3.org/2001/XMLSchema" xmlns:xs="http://www.w3.org/2001/XMLSchema" xmlns:p="http://schemas.microsoft.com/office/2006/metadata/properties" xmlns:ns2="c8a3e049-7505-4416-9a92-b091f6792637" targetNamespace="http://schemas.microsoft.com/office/2006/metadata/properties" ma:root="true" ma:fieldsID="dd180e20af6143d6ed5990269d1f6a3c" ns2:_="">
     <xsd:import namespace="c8a3e049-7505-4416-9a92-b091f6792637"/>
@@ -6581,19 +6544,6 @@
 </ct:contentTypeSchema>
 </file>
 
-<file path=customXml/item3.xml><?xml version="1.0" encoding="utf-8"?>
-<?mso-contentType ?>
-<FormTemplates xmlns="http://schemas.microsoft.com/sharepoint/v3/contenttype/forms">
-  <Display>DocumentLibraryForm</Display>
-  <Edit>DocumentLibraryForm</Edit>
-  <New>DocumentLibraryForm</New>
-</FormTemplates>
-</file>
-
-<file path=customXml/item4.xml><?xml version="1.0" encoding="utf-8"?>
-<b:Sources xmlns:b="http://schemas.openxmlformats.org/officeDocument/2006/bibliography" xmlns="http://schemas.openxmlformats.org/officeDocument/2006/bibliography" SelectedStyle="\APA.XSL" StyleName="APA"/>
-</file>
-
 <file path=customXml/itemProps1.xml><?xml version="1.0" encoding="utf-8"?>
 <ds:datastoreItem xmlns:ds="http://schemas.openxmlformats.org/officeDocument/2006/customXml" ds:itemID="{4F476C35-38D4-413E-9044-63F8E377B45C}">
   <ds:schemaRefs>
@@ -6605,6 +6555,22 @@
 </file>
 
 <file path=customXml/itemProps2.xml><?xml version="1.0" encoding="utf-8"?>
+<ds:datastoreItem xmlns:ds="http://schemas.openxmlformats.org/officeDocument/2006/customXml" ds:itemID="{456916B8-F8B8-4370-A115-CD493BAE6E74}">
+  <ds:schemaRefs>
+    <ds:schemaRef ds:uri="http://schemas.openxmlformats.org/officeDocument/2006/bibliography"/>
+  </ds:schemaRefs>
+</ds:datastoreItem>
+</file>
+
+<file path=customXml/itemProps3.xml><?xml version="1.0" encoding="utf-8"?>
+<ds:datastoreItem xmlns:ds="http://schemas.openxmlformats.org/officeDocument/2006/customXml" ds:itemID="{8DE2F429-4E2D-4FBC-8CDE-2ECE2994029C}">
+  <ds:schemaRefs>
+    <ds:schemaRef ds:uri="http://schemas.microsoft.com/sharepoint/v3/contenttype/forms"/>
+  </ds:schemaRefs>
+</ds:datastoreItem>
+</file>
+
+<file path=customXml/itemProps4.xml><?xml version="1.0" encoding="utf-8"?>
 <ds:datastoreItem xmlns:ds="http://schemas.openxmlformats.org/officeDocument/2006/customXml" ds:itemID="{93EB7C69-FDAF-4351-97F6-07C6A489F093}">
   <ds:schemaRefs>
     <ds:schemaRef ds:uri="http://schemas.microsoft.com/office/2006/metadata/contentType"/>
@@ -6620,20 +6586,4 @@
     <ds:schemaRef ds:uri="http://schemas.microsoft.com/internal/obd"/>
   </ds:schemaRefs>
 </ds:datastoreItem>
-</file>
-
-<file path=customXml/itemProps3.xml><?xml version="1.0" encoding="utf-8"?>
-<ds:datastoreItem xmlns:ds="http://schemas.openxmlformats.org/officeDocument/2006/customXml" ds:itemID="{8DE2F429-4E2D-4FBC-8CDE-2ECE2994029C}">
-  <ds:schemaRefs>
-    <ds:schemaRef ds:uri="http://schemas.microsoft.com/sharepoint/v3/contenttype/forms"/>
-  </ds:schemaRefs>
-</ds:datastoreItem>
-</file>
-
-<file path=customXml/itemProps4.xml><?xml version="1.0" encoding="utf-8"?>
-<ds:datastoreItem xmlns:ds="http://schemas.openxmlformats.org/officeDocument/2006/customXml" ds:itemID="{456916B8-F8B8-4370-A115-CD493BAE6E74}">
-  <ds:schemaRefs>
-    <ds:schemaRef ds:uri="http://schemas.openxmlformats.org/officeDocument/2006/bibliography"/>
-  </ds:schemaRefs>
-</ds:datastoreItem>
 </file>
--- a/12 - Notificacion inspeccion.docx
+++ b/12 - Notificacion inspeccion.docx
@@ -1492,13 +1492,42 @@
     </w:p>
     <w:p>
       <w:pPr>
+        <w:autoSpaceDE w:val="0"/>
+        <w:autoSpaceDN w:val="0"/>
+        <w:adjustRightInd w:val="0"/>
         <w:jc w:val="center"/>
         <w:rPr>
-          <w:rFonts w:asciiTheme="minorHAnsi" w:hAnsiTheme="minorHAnsi" w:cs="Microsoft Uighur"/>
-          <w:szCs w:val="22"/>
-          <w:lang w:val="es-ES_tradnl"/>
-        </w:rPr>
-      </w:pPr>
+          <w:rFonts w:cs="Arial"/>
+          <w:sz w:val="16"/>
+          <w:szCs w:val="16"/>
+        </w:rPr>
+      </w:pPr>
+      <w:r>
+        <w:rPr>
+          <w:rFonts w:cs="Arial"/>
+          <w:sz w:val="16"/>
+          <w:szCs w:val="16"/>
+        </w:rPr>
+        <w:t>&lt;&lt;</w:t>
+      </w:r>
+      <w:proofErr w:type="spellStart"/>
+      <w:r>
+        <w:rPr>
+          <w:rFonts w:cs="Arial"/>
+          <w:sz w:val="16"/>
+          <w:szCs w:val="16"/>
+        </w:rPr>
+        <w:t>firmaVisible</w:t>
+      </w:r>
+      <w:proofErr w:type="spellEnd"/>
+      <w:r>
+        <w:rPr>
+          <w:rFonts w:cs="Arial"/>
+          <w:sz w:val="16"/>
+          <w:szCs w:val="16"/>
+        </w:rPr>
+        <w:t>&gt;&gt;</w:t>
+      </w:r>
     </w:p>
     <w:p>
       <w:pPr>
@@ -6344,6 +6373,10 @@
 </file>
 
 <file path=customXml/item1.xml><?xml version="1.0" encoding="utf-8"?>
+<b:Sources xmlns:b="http://schemas.openxmlformats.org/officeDocument/2006/bibliography" xmlns="http://schemas.openxmlformats.org/officeDocument/2006/bibliography" SelectedStyle="\APA.XSL" StyleName="APA"/>
+</file>
+
+<file path=customXml/item2.xml><?xml version="1.0" encoding="utf-8"?>
 <p:properties xmlns:p="http://schemas.microsoft.com/office/2006/metadata/properties" xmlns:xsi="http://www.w3.org/2001/XMLSchema-instance" xmlns:pc="http://schemas.microsoft.com/office/infopath/2007/PartnerControls">
   <documentManagement>
     <lcf76f155ced4ddcb4097134ff3c332f xmlns="c8a3e049-7505-4416-9a92-b091f6792637">
@@ -6353,20 +6386,7 @@
 </p:properties>
 </file>
 
-<file path=customXml/item2.xml><?xml version="1.0" encoding="utf-8"?>
-<b:Sources xmlns:b="http://schemas.openxmlformats.org/officeDocument/2006/bibliography" xmlns="http://schemas.openxmlformats.org/officeDocument/2006/bibliography" SelectedStyle="\APA.XSL" StyleName="APA"/>
-</file>
-
 <file path=customXml/item3.xml><?xml version="1.0" encoding="utf-8"?>
-<?mso-contentType ?>
-<FormTemplates xmlns="http://schemas.microsoft.com/sharepoint/v3/contenttype/forms">
-  <Display>DocumentLibraryForm</Display>
-  <Edit>DocumentLibraryForm</Edit>
-  <New>DocumentLibraryForm</New>
-</FormTemplates>
-</file>
-
-<file path=customXml/item4.xml><?xml version="1.0" encoding="utf-8"?>
 <ct:contentTypeSchema xmlns:ct="http://schemas.microsoft.com/office/2006/metadata/contentType" xmlns:ma="http://schemas.microsoft.com/office/2006/metadata/properties/metaAttributes" ct:_="" ma:_="" ma:contentTypeName="Documento" ma:contentTypeID="0x010100BE5E44177913B140848DC48051328551" ma:contentTypeVersion="10" ma:contentTypeDescription="Crear nuevo documento." ma:contentTypeScope="" ma:versionID="e56293935e30344837f372b4cf6c3dd2">
   <xsd:schema xmlns:xsd="http://www.w3.org/2001/XMLSchema" xmlns:xs="http://www.w3.org/2001/XMLSchema" xmlns:p="http://schemas.microsoft.com/office/2006/metadata/properties" xmlns:ns2="c8a3e049-7505-4416-9a92-b091f6792637" targetNamespace="http://schemas.microsoft.com/office/2006/metadata/properties" ma:root="true" ma:fieldsID="dd180e20af6143d6ed5990269d1f6a3c" ns2:_="">
     <xsd:import namespace="c8a3e049-7505-4416-9a92-b091f6792637"/>
@@ -6544,7 +6564,24 @@
 </ct:contentTypeSchema>
 </file>
 
+<file path=customXml/item4.xml><?xml version="1.0" encoding="utf-8"?>
+<?mso-contentType ?>
+<FormTemplates xmlns="http://schemas.microsoft.com/sharepoint/v3/contenttype/forms">
+  <Display>DocumentLibraryForm</Display>
+  <Edit>DocumentLibraryForm</Edit>
+  <New>DocumentLibraryForm</New>
+</FormTemplates>
+</file>
+
 <file path=customXml/itemProps1.xml><?xml version="1.0" encoding="utf-8"?>
+<ds:datastoreItem xmlns:ds="http://schemas.openxmlformats.org/officeDocument/2006/customXml" ds:itemID="{456916B8-F8B8-4370-A115-CD493BAE6E74}">
+  <ds:schemaRefs>
+    <ds:schemaRef ds:uri="http://schemas.openxmlformats.org/officeDocument/2006/bibliography"/>
+  </ds:schemaRefs>
+</ds:datastoreItem>
+</file>
+
+<file path=customXml/itemProps2.xml><?xml version="1.0" encoding="utf-8"?>
 <ds:datastoreItem xmlns:ds="http://schemas.openxmlformats.org/officeDocument/2006/customXml" ds:itemID="{4F476C35-38D4-413E-9044-63F8E377B45C}">
   <ds:schemaRefs>
     <ds:schemaRef ds:uri="http://schemas.microsoft.com/office/2006/metadata/properties"/>
@@ -6554,23 +6591,7 @@
 </ds:datastoreItem>
 </file>
 
-<file path=customXml/itemProps2.xml><?xml version="1.0" encoding="utf-8"?>
-<ds:datastoreItem xmlns:ds="http://schemas.openxmlformats.org/officeDocument/2006/customXml" ds:itemID="{456916B8-F8B8-4370-A115-CD493BAE6E74}">
-  <ds:schemaRefs>
-    <ds:schemaRef ds:uri="http://schemas.openxmlformats.org/officeDocument/2006/bibliography"/>
-  </ds:schemaRefs>
-</ds:datastoreItem>
-</file>
-
 <file path=customXml/itemProps3.xml><?xml version="1.0" encoding="utf-8"?>
-<ds:datastoreItem xmlns:ds="http://schemas.openxmlformats.org/officeDocument/2006/customXml" ds:itemID="{8DE2F429-4E2D-4FBC-8CDE-2ECE2994029C}">
-  <ds:schemaRefs>
-    <ds:schemaRef ds:uri="http://schemas.microsoft.com/sharepoint/v3/contenttype/forms"/>
-  </ds:schemaRefs>
-</ds:datastoreItem>
-</file>
-
-<file path=customXml/itemProps4.xml><?xml version="1.0" encoding="utf-8"?>
 <ds:datastoreItem xmlns:ds="http://schemas.openxmlformats.org/officeDocument/2006/customXml" ds:itemID="{93EB7C69-FDAF-4351-97F6-07C6A489F093}">
   <ds:schemaRefs>
     <ds:schemaRef ds:uri="http://schemas.microsoft.com/office/2006/metadata/contentType"/>
@@ -6586,4 +6607,12 @@
     <ds:schemaRef ds:uri="http://schemas.microsoft.com/internal/obd"/>
   </ds:schemaRefs>
 </ds:datastoreItem>
+</file>
+
+<file path=customXml/itemProps4.xml><?xml version="1.0" encoding="utf-8"?>
+<ds:datastoreItem xmlns:ds="http://schemas.openxmlformats.org/officeDocument/2006/customXml" ds:itemID="{8DE2F429-4E2D-4FBC-8CDE-2ECE2994029C}">
+  <ds:schemaRefs>
+    <ds:schemaRef ds:uri="http://schemas.microsoft.com/sharepoint/v3/contenttype/forms"/>
+  </ds:schemaRefs>
+</ds:datastoreItem>
 </file>
--- a/12 - Notificacion inspeccion.docx
+++ b/12 - Notificacion inspeccion.docx
@@ -847,77 +847,16 @@
     </w:p>
     <w:p>
       <w:pPr>
-        <w:pStyle w:val="Encabezado"/>
-        <w:tabs>
-          <w:tab w:val="clear" w:pos="4252"/>
-          <w:tab w:val="clear" w:pos="8504"/>
-        </w:tabs>
-        <w:ind w:left="5814" w:right="261" w:firstLine="567"/>
-        <w:rPr>
-          <w:rFonts w:cs="Arial"/>
-          <w:szCs w:val="20"/>
-        </w:rPr>
-      </w:pPr>
-    </w:p>
-    <w:p>
-      <w:pPr>
-        <w:ind w:left="284" w:firstLine="1276"/>
-        <w:jc w:val="both"/>
-        <w:rPr>
-          <w:rFonts w:cs="Arial"/>
-          <w:sz w:val="24"/>
-        </w:rPr>
-      </w:pPr>
-    </w:p>
-    <w:p>
-      <w:pPr>
-        <w:ind w:left="284" w:firstLine="1276"/>
-        <w:jc w:val="both"/>
-        <w:rPr>
-          <w:rFonts w:cs="Arial"/>
-          <w:sz w:val="24"/>
-        </w:rPr>
-      </w:pPr>
-    </w:p>
-    <w:p>
-      <w:pPr>
-        <w:rPr>
-          <w:rFonts w:ascii="Arial Narrow" w:hAnsi="Arial Narrow"/>
-          <w:szCs w:val="22"/>
-        </w:rPr>
-      </w:pPr>
-    </w:p>
-    <w:p>
-      <w:pPr>
-        <w:rPr>
-          <w:rFonts w:ascii="Arial Narrow" w:hAnsi="Arial Narrow"/>
+        <w:jc w:val="center"/>
+        <w:rPr>
+          <w:rFonts w:asciiTheme="minorHAnsi" w:hAnsiTheme="minorHAnsi" w:cs="Microsoft Uighur"/>
           <w:b/>
-          <w:szCs w:val="22"/>
-        </w:rPr>
-      </w:pPr>
-    </w:p>
-    <w:p>
-      <w:pPr>
-        <w:jc w:val="center"/>
-        <w:rPr>
-          <w:rFonts w:asciiTheme="minorHAnsi" w:hAnsiTheme="minorHAnsi" w:cs="Microsoft Uighur"/>
           <w:szCs w:val="22"/>
           <w:lang w:val="es-ES_tradnl"/>
         </w:rPr>
       </w:pPr>
       <w:bookmarkStart w:id="0" w:name="JR_PAGE_ANCHOR_0_1"/>
       <w:bookmarkEnd w:id="0"/>
-    </w:p>
-    <w:p>
-      <w:pPr>
-        <w:jc w:val="center"/>
-        <w:rPr>
-          <w:rFonts w:asciiTheme="minorHAnsi" w:hAnsiTheme="minorHAnsi" w:cs="Microsoft Uighur"/>
-          <w:b/>
-          <w:szCs w:val="22"/>
-          <w:lang w:val="es-ES_tradnl"/>
-        </w:rPr>
-      </w:pPr>
       <w:r>
         <w:rPr>
           <w:rFonts w:asciiTheme="minorHAnsi" w:hAnsiTheme="minorHAnsi" w:cs="Microsoft Uighur"/>
@@ -6373,20 +6312,15 @@
 </file>
 
 <file path=customXml/item1.xml><?xml version="1.0" encoding="utf-8"?>
-<b:Sources xmlns:b="http://schemas.openxmlformats.org/officeDocument/2006/bibliography" xmlns="http://schemas.openxmlformats.org/officeDocument/2006/bibliography" SelectedStyle="\APA.XSL" StyleName="APA"/>
+<?mso-contentType ?>
+<FormTemplates xmlns="http://schemas.microsoft.com/sharepoint/v3/contenttype/forms">
+  <Display>DocumentLibraryForm</Display>
+  <Edit>DocumentLibraryForm</Edit>
+  <New>DocumentLibraryForm</New>
+</FormTemplates>
 </file>
 
 <file path=customXml/item2.xml><?xml version="1.0" encoding="utf-8"?>
-<p:properties xmlns:p="http://schemas.microsoft.com/office/2006/metadata/properties" xmlns:xsi="http://www.w3.org/2001/XMLSchema-instance" xmlns:pc="http://schemas.microsoft.com/office/infopath/2007/PartnerControls">
-  <documentManagement>
-    <lcf76f155ced4ddcb4097134ff3c332f xmlns="c8a3e049-7505-4416-9a92-b091f6792637">
-      <Terms xmlns="http://schemas.microsoft.com/office/infopath/2007/PartnerControls"/>
-    </lcf76f155ced4ddcb4097134ff3c332f>
-  </documentManagement>
-</p:properties>
-</file>
-
-<file path=customXml/item3.xml><?xml version="1.0" encoding="utf-8"?>
 <ct:contentTypeSchema xmlns:ct="http://schemas.microsoft.com/office/2006/metadata/contentType" xmlns:ma="http://schemas.microsoft.com/office/2006/metadata/properties/metaAttributes" ct:_="" ma:_="" ma:contentTypeName="Documento" ma:contentTypeID="0x010100BE5E44177913B140848DC48051328551" ma:contentTypeVersion="10" ma:contentTypeDescription="Crear nuevo documento." ma:contentTypeScope="" ma:versionID="e56293935e30344837f372b4cf6c3dd2">
   <xsd:schema xmlns:xsd="http://www.w3.org/2001/XMLSchema" xmlns:xs="http://www.w3.org/2001/XMLSchema" xmlns:p="http://schemas.microsoft.com/office/2006/metadata/properties" xmlns:ns2="c8a3e049-7505-4416-9a92-b091f6792637" targetNamespace="http://schemas.microsoft.com/office/2006/metadata/properties" ma:root="true" ma:fieldsID="dd180e20af6143d6ed5990269d1f6a3c" ns2:_="">
     <xsd:import namespace="c8a3e049-7505-4416-9a92-b091f6792637"/>
@@ -6564,34 +6498,29 @@
 </ct:contentTypeSchema>
 </file>
 
+<file path=customXml/item3.xml><?xml version="1.0" encoding="utf-8"?>
+<p:properties xmlns:p="http://schemas.microsoft.com/office/2006/metadata/properties" xmlns:xsi="http://www.w3.org/2001/XMLSchema-instance" xmlns:pc="http://schemas.microsoft.com/office/infopath/2007/PartnerControls">
+  <documentManagement>
+    <lcf76f155ced4ddcb4097134ff3c332f xmlns="c8a3e049-7505-4416-9a92-b091f6792637">
+      <Terms xmlns="http://schemas.microsoft.com/office/infopath/2007/PartnerControls"/>
+    </lcf76f155ced4ddcb4097134ff3c332f>
+  </documentManagement>
+</p:properties>
+</file>
+
 <file path=customXml/item4.xml><?xml version="1.0" encoding="utf-8"?>
-<?mso-contentType ?>
-<FormTemplates xmlns="http://schemas.microsoft.com/sharepoint/v3/contenttype/forms">
-  <Display>DocumentLibraryForm</Display>
-  <Edit>DocumentLibraryForm</Edit>
-  <New>DocumentLibraryForm</New>
-</FormTemplates>
+<b:Sources xmlns:b="http://schemas.openxmlformats.org/officeDocument/2006/bibliography" xmlns="http://schemas.openxmlformats.org/officeDocument/2006/bibliography" SelectedStyle="\APA.XSL" StyleName="APA"/>
 </file>
 
 <file path=customXml/itemProps1.xml><?xml version="1.0" encoding="utf-8"?>
-<ds:datastoreItem xmlns:ds="http://schemas.openxmlformats.org/officeDocument/2006/customXml" ds:itemID="{456916B8-F8B8-4370-A115-CD493BAE6E74}">
+<ds:datastoreItem xmlns:ds="http://schemas.openxmlformats.org/officeDocument/2006/customXml" ds:itemID="{8DE2F429-4E2D-4FBC-8CDE-2ECE2994029C}">
   <ds:schemaRefs>
-    <ds:schemaRef ds:uri="http://schemas.openxmlformats.org/officeDocument/2006/bibliography"/>
+    <ds:schemaRef ds:uri="http://schemas.microsoft.com/sharepoint/v3/contenttype/forms"/>
   </ds:schemaRefs>
 </ds:datastoreItem>
 </file>
 
 <file path=customXml/itemProps2.xml><?xml version="1.0" encoding="utf-8"?>
-<ds:datastoreItem xmlns:ds="http://schemas.openxmlformats.org/officeDocument/2006/customXml" ds:itemID="{4F476C35-38D4-413E-9044-63F8E377B45C}">
-  <ds:schemaRefs>
-    <ds:schemaRef ds:uri="http://schemas.microsoft.com/office/2006/metadata/properties"/>
-    <ds:schemaRef ds:uri="http://schemas.microsoft.com/office/infopath/2007/PartnerControls"/>
-    <ds:schemaRef ds:uri="c8a3e049-7505-4416-9a92-b091f6792637"/>
-  </ds:schemaRefs>
-</ds:datastoreItem>
-</file>
-
-<file path=customXml/itemProps3.xml><?xml version="1.0" encoding="utf-8"?>
 <ds:datastoreItem xmlns:ds="http://schemas.openxmlformats.org/officeDocument/2006/customXml" ds:itemID="{93EB7C69-FDAF-4351-97F6-07C6A489F093}">
   <ds:schemaRefs>
     <ds:schemaRef ds:uri="http://schemas.microsoft.com/office/2006/metadata/contentType"/>
@@ -6609,10 +6538,20 @@
 </ds:datastoreItem>
 </file>
 
+<file path=customXml/itemProps3.xml><?xml version="1.0" encoding="utf-8"?>
+<ds:datastoreItem xmlns:ds="http://schemas.openxmlformats.org/officeDocument/2006/customXml" ds:itemID="{4F476C35-38D4-413E-9044-63F8E377B45C}">
+  <ds:schemaRefs>
+    <ds:schemaRef ds:uri="http://schemas.microsoft.com/office/2006/metadata/properties"/>
+    <ds:schemaRef ds:uri="http://schemas.microsoft.com/office/infopath/2007/PartnerControls"/>
+    <ds:schemaRef ds:uri="c8a3e049-7505-4416-9a92-b091f6792637"/>
+  </ds:schemaRefs>
+</ds:datastoreItem>
+</file>
+
 <file path=customXml/itemProps4.xml><?xml version="1.0" encoding="utf-8"?>
-<ds:datastoreItem xmlns:ds="http://schemas.openxmlformats.org/officeDocument/2006/customXml" ds:itemID="{8DE2F429-4E2D-4FBC-8CDE-2ECE2994029C}">
+<ds:datastoreItem xmlns:ds="http://schemas.openxmlformats.org/officeDocument/2006/customXml" ds:itemID="{456916B8-F8B8-4370-A115-CD493BAE6E74}">
   <ds:schemaRefs>
-    <ds:schemaRef ds:uri="http://schemas.microsoft.com/sharepoint/v3/contenttype/forms"/>
+    <ds:schemaRef ds:uri="http://schemas.openxmlformats.org/officeDocument/2006/bibliography"/>
   </ds:schemaRefs>
 </ds:datastoreItem>
 </file>